--- a/Naylor_Model_v13_Report.docx
+++ b/Naylor_Model_v13_Report.docx
@@ -653,7 +653,7 @@
                 <w:b w:val="0"/>
                 <w:sz w:val="17"/>
               </w:rPr>
-              <w:t>25.39</w:t>
+              <w:t>25.40</w:t>
             </w:r>
           </w:p>
         </w:tc>
@@ -671,7 +671,7 @@
                 <w:b w:val="0"/>
                 <w:sz w:val="17"/>
               </w:rPr>
-              <w:t>225</w:t>
+              <w:t>229</w:t>
             </w:r>
           </w:p>
         </w:tc>
@@ -689,7 +689,7 @@
                 <w:b w:val="0"/>
                 <w:sz w:val="17"/>
               </w:rPr>
-              <w:t>102,872</w:t>
+              <w:t>111,958</w:t>
             </w:r>
           </w:p>
         </w:tc>
@@ -707,7 +707,7 @@
                 <w:b w:val="0"/>
                 <w:sz w:val="17"/>
               </w:rPr>
-              <w:t>19.9%</w:t>
+              <w:t>20.2%</w:t>
             </w:r>
           </w:p>
         </w:tc>
@@ -725,7 +725,7 @@
                 <w:b w:val="0"/>
                 <w:sz w:val="17"/>
               </w:rPr>
-              <w:t>0.70%</w:t>
+              <w:t>0.68%</w:t>
             </w:r>
           </w:p>
         </w:tc>
@@ -781,7 +781,7 @@
                 <w:b w:val="0"/>
                 <w:sz w:val="17"/>
               </w:rPr>
-              <w:t>26.63</w:t>
+              <w:t>26.64</w:t>
             </w:r>
           </w:p>
         </w:tc>
@@ -799,7 +799,7 @@
                 <w:b w:val="0"/>
                 <w:sz w:val="17"/>
               </w:rPr>
-              <w:t>269</w:t>
+              <w:t>276</w:t>
             </w:r>
           </w:p>
         </w:tc>
@@ -817,7 +817,7 @@
                 <w:b w:val="0"/>
                 <w:sz w:val="17"/>
               </w:rPr>
-              <w:t>113,512</w:t>
+              <w:t>121,320</w:t>
             </w:r>
           </w:p>
         </w:tc>
@@ -835,7 +835,7 @@
                 <w:b w:val="0"/>
                 <w:sz w:val="17"/>
               </w:rPr>
-              <w:t>22.0%</w:t>
+              <w:t>21.9%</w:t>
             </w:r>
           </w:p>
         </w:tc>
@@ -927,7 +927,7 @@
                 <w:b w:val="0"/>
                 <w:sz w:val="17"/>
               </w:rPr>
-              <w:t>277</w:t>
+              <w:t>280</w:t>
             </w:r>
           </w:p>
         </w:tc>
@@ -945,7 +945,7 @@
                 <w:b w:val="0"/>
                 <w:sz w:val="17"/>
               </w:rPr>
-              <w:t>98,405</w:t>
+              <w:t>104,050</w:t>
             </w:r>
           </w:p>
         </w:tc>
@@ -963,7 +963,7 @@
                 <w:b w:val="0"/>
                 <w:sz w:val="17"/>
               </w:rPr>
-              <w:t>19.0%</w:t>
+              <w:t>18.7%</w:t>
             </w:r>
           </w:p>
         </w:tc>
@@ -981,7 +981,7 @@
                 <w:b w:val="0"/>
                 <w:sz w:val="17"/>
               </w:rPr>
-              <w:t>1.87%</w:t>
+              <w:t>1.88%</w:t>
             </w:r>
           </w:p>
         </w:tc>
@@ -1055,7 +1055,7 @@
                 <w:b w:val="0"/>
                 <w:sz w:val="17"/>
               </w:rPr>
-              <w:t>273</w:t>
+              <w:t>277</w:t>
             </w:r>
           </w:p>
         </w:tc>
@@ -1073,7 +1073,7 @@
                 <w:b w:val="0"/>
                 <w:sz w:val="17"/>
               </w:rPr>
-              <w:t>100,400</w:t>
+              <w:t>107,506</w:t>
             </w:r>
           </w:p>
         </w:tc>
@@ -1165,7 +1165,7 @@
                 <w:b w:val="0"/>
                 <w:sz w:val="17"/>
               </w:rPr>
-              <w:t>29.05</w:t>
+              <w:t>29.06</w:t>
             </w:r>
           </w:p>
         </w:tc>
@@ -1183,7 +1183,7 @@
                 <w:b w:val="0"/>
                 <w:sz w:val="17"/>
               </w:rPr>
-              <w:t>228</w:t>
+              <w:t>236</w:t>
             </w:r>
           </w:p>
         </w:tc>
@@ -1201,7 +1201,7 @@
                 <w:b w:val="0"/>
                 <w:sz w:val="17"/>
               </w:rPr>
-              <w:t>99,055</w:t>
+              <w:t>106,989</w:t>
             </w:r>
           </w:p>
         </w:tc>
@@ -1219,7 +1219,7 @@
                 <w:b w:val="0"/>
                 <w:sz w:val="17"/>
               </w:rPr>
-              <w:t>19.2%</w:t>
+              <w:t>19.3%</w:t>
             </w:r>
           </w:p>
         </w:tc>
@@ -1237,7 +1237,7 @@
                 <w:b w:val="0"/>
                 <w:sz w:val="17"/>
               </w:rPr>
-              <w:t>4.87%</w:t>
+              <w:t>4.83%</w:t>
             </w:r>
           </w:p>
         </w:tc>
@@ -1896,7 +1896,7 @@
                 <w:b w:val="0"/>
                 <w:sz w:val="17"/>
               </w:rPr>
-              <w:t>0.0765</w:t>
+              <w:t>0.0754</w:t>
             </w:r>
           </w:p>
         </w:tc>
@@ -1932,7 +1932,7 @@
                 <w:b w:val="0"/>
                 <w:sz w:val="17"/>
               </w:rPr>
-              <w:t>0.7799</w:t>
+              <w:t>0.7802</w:t>
             </w:r>
           </w:p>
         </w:tc>
@@ -1950,7 +1950,7 @@
                 <w:b w:val="0"/>
                 <w:sz w:val="17"/>
               </w:rPr>
-              <w:t>0.0219</w:t>
+              <w:t>0.0218</w:t>
             </w:r>
           </w:p>
         </w:tc>
@@ -1968,7 +1968,7 @@
                 <w:b w:val="0"/>
                 <w:sz w:val="17"/>
               </w:rPr>
-              <w:t>517,068</w:t>
+              <w:t>555,092</w:t>
             </w:r>
           </w:p>
         </w:tc>
@@ -2006,7 +2006,7 @@
                 <w:b w:val="0"/>
                 <w:sz w:val="17"/>
               </w:rPr>
-              <w:t>0.0686</w:t>
+              <w:t>0.0684</w:t>
             </w:r>
           </w:p>
         </w:tc>
@@ -2042,7 +2042,7 @@
                 <w:b w:val="0"/>
                 <w:sz w:val="17"/>
               </w:rPr>
-              <w:t>0.7704</w:t>
+              <w:t>0.7694</w:t>
             </w:r>
           </w:p>
         </w:tc>
@@ -2060,7 +2060,7 @@
                 <w:b w:val="0"/>
                 <w:sz w:val="17"/>
               </w:rPr>
-              <w:t>0.0220</w:t>
+              <w:t>0.0219</w:t>
             </w:r>
           </w:p>
         </w:tc>
@@ -2078,7 +2078,7 @@
                 <w:b w:val="0"/>
                 <w:sz w:val="17"/>
               </w:rPr>
-              <w:t>517,068</w:t>
+              <w:t>555,092</w:t>
             </w:r>
           </w:p>
         </w:tc>
@@ -2118,7 +2118,7 @@
                 <w:b/>
                 <w:sz w:val="17"/>
               </w:rPr>
-              <w:t>0.0652</w:t>
+              <w:t>0.0653</w:t>
             </w:r>
           </w:p>
         </w:tc>
@@ -2137,7 +2137,7 @@
                 <w:b/>
                 <w:sz w:val="17"/>
               </w:rPr>
-              <w:t>0.0236</w:t>
+              <w:t>0.0234</w:t>
             </w:r>
           </w:p>
         </w:tc>
@@ -2156,7 +2156,7 @@
                 <w:b/>
                 <w:sz w:val="17"/>
               </w:rPr>
-              <w:t>0.7620</w:t>
+              <w:t>0.7631</w:t>
             </w:r>
           </w:p>
         </w:tc>
@@ -2175,7 +2175,7 @@
                 <w:b/>
                 <w:sz w:val="17"/>
               </w:rPr>
-              <w:t>0.0225</w:t>
+              <w:t>0.0224</w:t>
             </w:r>
           </w:p>
         </w:tc>
@@ -2194,7 +2194,7 @@
                 <w:b/>
                 <w:sz w:val="17"/>
               </w:rPr>
-              <w:t>361,326</w:t>
+              <w:t>399,350</w:t>
             </w:r>
           </w:p>
         </w:tc>
